--- a/2022/Revision Batch/V2022.1.000/CF3R/2022-CF3R-ENV-20a-EnclosureAirLeakage-SinglePointTest-Manual Meter.docx
+++ b/2022/Revision Batch/V2022.1.000/CF3R/2022-CF3R-ENV-20a-EnclosureAirLeakage-SinglePointTest-Manual Meter.docx
@@ -19675,7 +19675,38 @@
               <w:bCs/>
               <w:sz w:val="20"/>
             </w:rPr>
-            <w:t>CF2R-ENV-20-H</w:t>
+            <w:t>CF</w:t>
+          </w:r>
+          <w:del w:id="3" w:author="Alhabibi, Haider@Energy" w:date="2022-12-29T13:32:00Z">
+            <w:r>
+              <w:rPr>
+                <w:rFonts w:ascii="Calibri" w:hAnsi="Calibri"/>
+                <w:b w:val="0"/>
+                <w:bCs/>
+                <w:sz w:val="20"/>
+              </w:rPr>
+              <w:delText>2</w:delText>
+            </w:r>
+          </w:del>
+          <w:ins w:id="4" w:author="Alhabibi, Haider@Energy" w:date="2022-12-29T13:32:00Z">
+            <w:r>
+              <w:rPr>
+                <w:rFonts w:ascii="Calibri" w:hAnsi="Calibri"/>
+                <w:b w:val="0"/>
+                <w:bCs/>
+                <w:sz w:val="20"/>
+              </w:rPr>
+              <w:t>3</w:t>
+            </w:r>
+          </w:ins>
+          <w:r>
+            <w:rPr>
+              <w:rFonts w:ascii="Calibri" w:hAnsi="Calibri"/>
+              <w:b w:val="0"/>
+              <w:bCs/>
+              <w:sz w:val="20"/>
+            </w:rPr>
+            <w:t>R-ENV-20-H</w:t>
           </w:r>
         </w:p>
       </w:tc>
@@ -22732,6 +22763,14 @@
 </w:numbering>
 </file>
 
+<file path=word/people.xml><?xml version="1.0" encoding="utf-8"?>
+<w15:people xmlns:wpc="http://schemas.microsoft.com/office/word/2010/wordprocessingCanvas" xmlns:cx="http://schemas.microsoft.com/office/drawing/2014/chartex" xmlns:cx1="http://schemas.microsoft.com/office/drawing/2015/9/8/chartex" xmlns:cx2="http://schemas.microsoft.com/office/drawing/2015/10/21/chartex" xmlns:cx3="http://schemas.microsoft.com/office/drawing/2016/5/9/chartex" xmlns:cx4="http://schemas.microsoft.com/office/drawing/2016/5/10/chartex" xmlns:cx5="http://schemas.microsoft.com/office/drawing/2016/5/11/chartex" xmlns:cx6="http://schemas.microsoft.com/office/drawing/2016/5/12/chartex" xmlns:cx7="http://schemas.microsoft.com/office/drawing/2016/5/13/chartex" xmlns:cx8="http://schemas.microsoft.com/office/drawing/2016/5/14/chartex" xmlns:mc="http://schemas.openxmlformats.org/markup-compatibility/2006" xmlns:aink="http://schemas.microsoft.com/office/drawing/2016/ink" xmlns:am3d="http://schemas.microsoft.com/office/drawing/2017/model3d" xmlns:o="urn:schemas-microsoft-com:office:office" xmlns:oel="http://schemas.microsoft.com/office/2019/extlst" xmlns:r="http://schemas.openxmlformats.org/officeDocument/2006/relationships" xmlns:m="http://schemas.openxmlformats.org/officeDocument/2006/math" xmlns:v="urn:schemas-microsoft-com:vml" xmlns:wp14="http://schemas.microsoft.com/office/word/2010/wordprocessingDrawing" xmlns:wp="http://schemas.openxmlformats.org/drawingml/2006/wordprocessingDrawing" xmlns:w10="urn:schemas-microsoft-com:office:word" xmlns:w="http://schemas.openxmlformats.org/wordprocessingml/2006/main" xmlns:w14="http://schemas.microsoft.com/office/word/2010/wordml" xmlns:w15="http://schemas.microsoft.com/office/word/2012/wordml" xmlns:w16cex="http://schemas.microsoft.com/office/word/2018/wordml/cex" xmlns:w16cid="http://schemas.microsoft.com/office/word/2016/wordml/cid" xmlns:w16="http://schemas.microsoft.com/office/word/2018/wordml" xmlns:w16sdtdh="http://schemas.microsoft.com/office/word/2020/wordml/sdtdatahash" xmlns:w16se="http://schemas.microsoft.com/office/word/2015/wordml/symex" xmlns:wpg="http://schemas.microsoft.com/office/word/2010/wordprocessingGroup" xmlns:wpi="http://schemas.microsoft.com/office/word/2010/wordprocessingInk" xmlns:wne="http://schemas.microsoft.com/office/word/2006/wordml" xmlns:wps="http://schemas.microsoft.com/office/word/2010/wordprocessingShape" mc:Ignorable="w14 w15 w16se w16cid w16 w16cex w16sdtdh wp14">
+  <w15:person w15:author="Alhabibi, Haider@Energy">
+    <w15:presenceInfo w15:providerId="AD" w15:userId="S::Haider.AlHabibi@energy.ca.gov::9decb8d2-95ad-4b7d-9bf6-d4373f69254c"/>
+  </w15:person>
+</w15:people>
+</file>
+
 <file path=word/styles.xml><?xml version="1.0" encoding="utf-8"?>
 <w:styles xmlns:mc="http://schemas.openxmlformats.org/markup-compatibility/2006" xmlns:r="http://schemas.openxmlformats.org/officeDocument/2006/relationships" xmlns:w="http://schemas.openxmlformats.org/wordprocessingml/2006/main" xmlns:w14="http://schemas.microsoft.com/office/word/2010/wordml" xmlns:w15="http://schemas.microsoft.com/office/word/2012/wordml" xmlns:w16cex="http://schemas.microsoft.com/office/word/2018/wordml/cex" xmlns:w16cid="http://schemas.microsoft.com/office/word/2016/wordml/cid" xmlns:w16="http://schemas.microsoft.com/office/word/2018/wordml" xmlns:w16sdtdh="http://schemas.microsoft.com/office/word/2020/wordml/sdtdatahash" xmlns:w16se="http://schemas.microsoft.com/office/word/2015/wordml/symex" mc:Ignorable="w14 w15 w16se w16cid w16 w16cex w16sdtdh">
   <w:docDefaults>
@@ -24059,29 +24098,6 @@
 </file>
 
 <file path=customXml/item1.xml><?xml version="1.0" encoding="utf-8"?>
-<p:properties xmlns:p="http://schemas.microsoft.com/office/2006/metadata/properties" xmlns:xsi="http://www.w3.org/2001/XMLSchema-instance" xmlns:pc="http://schemas.microsoft.com/office/infopath/2007/PartnerControls">
-  <documentManagement>
-    <b26d xmlns="785685f2-c2e1-4352-89aa-3faca8eaba52" xsi:nil="true"/>
-    <DateCCOReviewed xmlns="785685f2-c2e1-4352-89aa-3faca8eaba52" xsi:nil="true"/>
-    <oawc xmlns="785685f2-c2e1-4352-89aa-3faca8eaba52" xsi:nil="true"/>
-    <sipv xmlns="785685f2-c2e1-4352-89aa-3faca8eaba52" xsi:nil="true"/>
-    <_x0074_mv6 xmlns="785685f2-c2e1-4352-89aa-3faca8eaba52">
-      <UserInfo>
-        <DisplayName/>
-        <AccountId xsi:nil="true"/>
-        <AccountType/>
-      </UserInfo>
-    </_x0074_mv6>
-    <CCOReviewr xmlns="785685f2-c2e1-4352-89aa-3faca8eaba52" xsi:nil="true"/>
-    <TaxCatchAll xmlns="5067c814-4b34-462c-a21d-c185ff6548d2" xsi:nil="true"/>
-    <lcf76f155ced4ddcb4097134ff3c332f xmlns="785685f2-c2e1-4352-89aa-3faca8eaba52">
-      <Terms xmlns="http://schemas.microsoft.com/office/infopath/2007/PartnerControls"/>
-    </lcf76f155ced4ddcb4097134ff3c332f>
-  </documentManagement>
-</p:properties>
-</file>
-
-<file path=customXml/item2.xml><?xml version="1.0" encoding="utf-8"?>
 <ct:contentTypeSchema xmlns:ct="http://schemas.microsoft.com/office/2006/metadata/contentType" xmlns:ma="http://schemas.microsoft.com/office/2006/metadata/properties/metaAttributes" ct:_="" ma:_="" ma:contentTypeName="Document" ma:contentTypeID="0x01010061DC9A153AAEEE45BACE06E01F8272AC" ma:contentTypeVersion="20" ma:contentTypeDescription="Create a new document." ma:contentTypeScope="" ma:versionID="9666f44ab16ed15b00f463a1ceb948f7">
   <xsd:schema xmlns:xsd="http://www.w3.org/2001/XMLSchema" xmlns:xs="http://www.w3.org/2001/XMLSchema" xmlns:p="http://schemas.microsoft.com/office/2006/metadata/properties" xmlns:ns2="785685f2-c2e1-4352-89aa-3faca8eaba52" xmlns:ns3="5067c814-4b34-462c-a21d-c185ff6548d2" targetNamespace="http://schemas.microsoft.com/office/2006/metadata/properties" ma:root="true" ma:fieldsID="3613115c6c127afe4a56fd1236c892c2" ns2:_="" ns3:_="">
     <xsd:import namespace="785685f2-c2e1-4352-89aa-3faca8eaba52"/>
@@ -24364,7 +24380,34 @@
 </ct:contentTypeSchema>
 </file>
 
+<file path=customXml/item2.xml><?xml version="1.0" encoding="utf-8"?>
+<p:properties xmlns:p="http://schemas.microsoft.com/office/2006/metadata/properties" xmlns:xsi="http://www.w3.org/2001/XMLSchema-instance" xmlns:pc="http://schemas.microsoft.com/office/infopath/2007/PartnerControls">
+  <documentManagement>
+    <b26d xmlns="785685f2-c2e1-4352-89aa-3faca8eaba52" xsi:nil="true"/>
+    <DateCCOReviewed xmlns="785685f2-c2e1-4352-89aa-3faca8eaba52" xsi:nil="true"/>
+    <oawc xmlns="785685f2-c2e1-4352-89aa-3faca8eaba52" xsi:nil="true"/>
+    <sipv xmlns="785685f2-c2e1-4352-89aa-3faca8eaba52" xsi:nil="true"/>
+    <_x0074_mv6 xmlns="785685f2-c2e1-4352-89aa-3faca8eaba52">
+      <UserInfo>
+        <DisplayName/>
+        <AccountId xsi:nil="true"/>
+        <AccountType/>
+      </UserInfo>
+    </_x0074_mv6>
+    <CCOReviewr xmlns="785685f2-c2e1-4352-89aa-3faca8eaba52" xsi:nil="true"/>
+    <TaxCatchAll xmlns="5067c814-4b34-462c-a21d-c185ff6548d2" xsi:nil="true"/>
+    <lcf76f155ced4ddcb4097134ff3c332f xmlns="785685f2-c2e1-4352-89aa-3faca8eaba52">
+      <Terms xmlns="http://schemas.microsoft.com/office/infopath/2007/PartnerControls"/>
+    </lcf76f155ced4ddcb4097134ff3c332f>
+  </documentManagement>
+</p:properties>
+</file>
+
 <file path=customXml/item3.xml><?xml version="1.0" encoding="utf-8"?>
+<b:Sources xmlns:b="http://schemas.openxmlformats.org/officeDocument/2006/bibliography" xmlns="http://schemas.openxmlformats.org/officeDocument/2006/bibliography" SelectedStyle="\APA.XSL" StyleName="APA"/>
+</file>
+
+<file path=customXml/item4.xml><?xml version="1.0" encoding="utf-8"?>
 <?mso-contentType ?>
 <FormTemplates xmlns="http://schemas.microsoft.com/sharepoint/v3/contenttype/forms">
   <Display>DocumentLibraryForm</Display>
@@ -24373,36 +24416,48 @@
 </FormTemplates>
 </file>
 
-<file path=customXml/item4.xml><?xml version="1.0" encoding="utf-8"?>
-<b:Sources xmlns:b="http://schemas.openxmlformats.org/officeDocument/2006/bibliography" xmlns="http://schemas.openxmlformats.org/officeDocument/2006/bibliography" SelectedStyle="\APA.XSL" StyleName="APA"/>
+<file path=customXml/itemProps1.xml><?xml version="1.0" encoding="utf-8"?>
+<ds:datastoreItem xmlns:ds="http://schemas.openxmlformats.org/officeDocument/2006/customXml" ds:itemID="{AE9CA9AF-6A14-4C00-9FE5-59F940D029C3}">
+  <ds:schemaRefs>
+    <ds:schemaRef ds:uri="http://schemas.microsoft.com/office/2006/metadata/contentType"/>
+    <ds:schemaRef ds:uri="http://schemas.microsoft.com/office/2006/metadata/properties/metaAttributes"/>
+    <ds:schemaRef ds:uri="http://www.w3.org/2001/XMLSchema"/>
+    <ds:schemaRef ds:uri="http://schemas.microsoft.com/office/2006/metadata/properties"/>
+    <ds:schemaRef ds:uri="785685f2-c2e1-4352-89aa-3faca8eaba52"/>
+    <ds:schemaRef ds:uri="5067c814-4b34-462c-a21d-c185ff6548d2"/>
+    <ds:schemaRef ds:uri="http://schemas.microsoft.com/office/2006/documentManagement/types"/>
+    <ds:schemaRef ds:uri="http://schemas.microsoft.com/office/infopath/2007/PartnerControls"/>
+    <ds:schemaRef ds:uri="http://schemas.openxmlformats.org/package/2006/metadata/core-properties"/>
+    <ds:schemaRef ds:uri="http://purl.org/dc/elements/1.1/"/>
+    <ds:schemaRef ds:uri="http://purl.org/dc/terms/"/>
+    <ds:schemaRef ds:uri="http://schemas.microsoft.com/internal/obd"/>
+  </ds:schemaRefs>
+</ds:datastoreItem>
 </file>
 
-<file path=customXml/itemProps1.xml><?xml version="1.0" encoding="utf-8"?>
+<file path=customXml/itemProps2.xml><?xml version="1.0" encoding="utf-8"?>
 <ds:datastoreItem xmlns:ds="http://schemas.openxmlformats.org/officeDocument/2006/customXml" ds:itemID="{DA5BCA57-3547-4F92-9529-D110764838AE}">
   <ds:schemaRefs>
     <ds:schemaRef ds:uri="http://schemas.microsoft.com/office/2006/metadata/properties"/>
     <ds:schemaRef ds:uri="http://schemas.microsoft.com/office/infopath/2007/PartnerControls"/>
     <ds:schemaRef ds:uri="785685f2-c2e1-4352-89aa-3faca8eaba52"/>
+    <ds:schemaRef ds:uri="5067c814-4b34-462c-a21d-c185ff6548d2"/>
   </ds:schemaRefs>
 </ds:datastoreItem>
 </file>
 
-<file path=customXml/itemProps2.xml><?xml version="1.0" encoding="utf-8"?>
-<ds:datastoreItem xmlns:ds="http://schemas.openxmlformats.org/officeDocument/2006/customXml" ds:itemID="{AE9CA9AF-6A14-4C00-9FE5-59F940D029C3}"/>
+<file path=customXml/itemProps3.xml><?xml version="1.0" encoding="utf-8"?>
+<ds:datastoreItem xmlns:ds="http://schemas.openxmlformats.org/officeDocument/2006/customXml" ds:itemID="{6D1F6DD3-41F8-4241-9009-3151A6856AF5}">
+  <ds:schemaRefs>
+    <ds:schemaRef ds:uri="http://schemas.openxmlformats.org/officeDocument/2006/bibliography"/>
+  </ds:schemaRefs>
+</ds:datastoreItem>
 </file>
 
-<file path=customXml/itemProps3.xml><?xml version="1.0" encoding="utf-8"?>
+<file path=customXml/itemProps4.xml><?xml version="1.0" encoding="utf-8"?>
 <ds:datastoreItem xmlns:ds="http://schemas.openxmlformats.org/officeDocument/2006/customXml" ds:itemID="{627303BC-4A59-432C-A80E-DD479C25074A}">
   <ds:schemaRefs>
     <ds:schemaRef ds:uri="http://schemas.microsoft.com/sharepoint/v3/contenttype/forms"/>
   </ds:schemaRefs>
 </ds:datastoreItem>
-</file>
-
-<file path=customXml/itemProps4.xml><?xml version="1.0" encoding="utf-8"?>
-<ds:datastoreItem xmlns:ds="http://schemas.openxmlformats.org/officeDocument/2006/customXml" ds:itemID="{6D1F6DD3-41F8-4241-9009-3151A6856AF5}">
-  <ds:schemaRefs>
-    <ds:schemaRef ds:uri="http://schemas.openxmlformats.org/officeDocument/2006/bibliography"/>
-  </ds:schemaRefs>
-</ds:datastoreItem>
 </file>